--- a/Blogs/Blog_001_Inside Black Hole, Outside Big Bang/BÀI BLOG_Bên trong Black Hole, bên ngoài Big Bang_zh.docx
+++ b/Blogs/Blog_001_Inside Black Hole, Outside Big Bang/BÀI BLOG_Bên trong Black Hole, bên ngoài Big Bang_zh.docx
@@ -142,6 +142,82 @@
         <w:spacing w:before="0" w:beforeAutospacing="1" w:after="216" w:afterAutospacing="0" w:line="240" w:lineRule="atLeast"/>
         <w:ind w:left="0" w:right="0" w:firstLine="0"/>
         <w:rPr>
+          <w:rFonts w:ascii="sans-serif" w:hAnsi="sans-serif" w:eastAsia="sans-serif" w:cs="sans-serif"/>
+          <w:i w:val="0"/>
+          <w:iCs w:val="0"/>
+          <w:caps w:val="0"/>
+          <w:color w:val="1A1C1E"/>
+          <w:spacing w:val="0"/>
+          <w:sz w:val="16"/>
+          <w:szCs w:val="16"/>
+          <w:shd w:val="clear" w:fill="FFFFFF"/>
+        </w:rPr>
+      </w:pPr>
+      <w:r>
+        <w:rPr>
+          <w:rFonts w:hint="default" w:ascii="SimSun" w:hAnsi="SimSun" w:eastAsia="SimSun" w:cs="SimSun"/>
+          <w:i w:val="0"/>
+          <w:iCs w:val="0"/>
+          <w:caps w:val="0"/>
+          <w:color w:val="1A1C1E"/>
+          <w:spacing w:val="0"/>
+          <w:sz w:val="28"/>
+          <w:szCs w:val="28"/>
+          <w:shd w:val="clear" w:fill="FFFFFF"/>
+          <w:lang w:val="en-US"/>
+        </w:rPr>
+        <w:t xml:space="preserve">Expert: </w:t>
+      </w:r>
+      <w:r>
+        <w:rPr>
+          <w:rFonts w:hint="eastAsia" w:ascii="SimSun" w:hAnsi="SimSun" w:eastAsia="SimSun" w:cs="SimSun"/>
+          <w:i w:val="0"/>
+          <w:iCs w:val="0"/>
+          <w:caps w:val="0"/>
+          <w:color w:val="1A1C1E"/>
+          <w:spacing w:val="0"/>
+          <w:sz w:val="28"/>
+          <w:szCs w:val="28"/>
+          <w:shd w:val="clear" w:fill="FFFFFF"/>
+        </w:rPr>
+        <w:t>我們整個可觀測宇宙，是否只是無盡實相海洋中的一個微小泡影？</w:t>
+      </w:r>
+    </w:p>
+    <w:p>
+      <w:pPr>
+        <w:pStyle w:val="4"/>
+        <w:keepNext w:val="0"/>
+        <w:keepLines w:val="0"/>
+        <w:widowControl/>
+        <w:suppressLineNumbers w:val="0"/>
+        <w:shd w:val="clear" w:fill="FFFFFF"/>
+        <w:spacing w:before="0" w:beforeAutospacing="1" w:after="216" w:afterAutospacing="0" w:line="240" w:lineRule="atLeast"/>
+        <w:ind w:left="0" w:right="0" w:firstLine="0"/>
+        <w:rPr>
+          <w:rFonts w:hint="default" w:ascii="sans-serif" w:hAnsi="sans-serif" w:eastAsia="sans-serif" w:cs="sans-serif"/>
+          <w:i w:val="0"/>
+          <w:iCs w:val="0"/>
+          <w:caps w:val="0"/>
+          <w:color w:val="1A1C1E"/>
+          <w:spacing w:val="0"/>
+          <w:sz w:val="16"/>
+          <w:szCs w:val="16"/>
+          <w:shd w:val="clear" w:fill="FFFFFF"/>
+          <w:lang w:val="en-US"/>
+        </w:rPr>
+      </w:pPr>
+    </w:p>
+    <w:p>
+      <w:pPr>
+        <w:pStyle w:val="4"/>
+        <w:keepNext w:val="0"/>
+        <w:keepLines w:val="0"/>
+        <w:widowControl/>
+        <w:suppressLineNumbers w:val="0"/>
+        <w:shd w:val="clear" w:fill="FFFFFF"/>
+        <w:spacing w:before="0" w:beforeAutospacing="1" w:after="216" w:afterAutospacing="0" w:line="240" w:lineRule="atLeast"/>
+        <w:ind w:left="0" w:right="0" w:firstLine="0"/>
+        <w:rPr>
           <w:rFonts w:hint="eastAsia" w:ascii="SimSun" w:hAnsi="SimSun" w:eastAsia="SimSun" w:cs="SimSun"/>
           <w:b/>
           <w:bCs/>
@@ -657,23 +733,7 @@
           <w:szCs w:val="28"/>
           <w:shd w:val="clear" w:fill="FFFFFF"/>
         </w:rPr>
-        <w:t>這個想法，雖然與現代西方思維似乎有些格格不入，但它絕不孤單。即使在量子物理學領域，像大衛・玻姆（D</w:t>
-      </w:r>
-      <w:bookmarkStart w:id="0" w:name="_GoBack"/>
-      <w:bookmarkEnd w:id="0"/>
-      <w:r>
-        <w:rPr>
-          <w:rFonts w:hint="eastAsia" w:ascii="SimSun" w:hAnsi="SimSun" w:eastAsia="SimSun" w:cs="SimSun"/>
-          <w:i w:val="0"/>
-          <w:iCs w:val="0"/>
-          <w:caps w:val="0"/>
-          <w:color w:val="1A1C1E"/>
-          <w:spacing w:val="0"/>
-          <w:sz w:val="28"/>
-          <w:szCs w:val="28"/>
-          <w:shd w:val="clear" w:fill="FFFFFF"/>
-        </w:rPr>
-        <w:t>avid Bohm）這樣一位愛因斯坦的傑出弟子，也提出了一個驚人的實相模型。他認為，我們所見的物質宇宙只是「顯秩序」（Explicate Order），是一個更深層、更全面、更關聯的實相層次——稱為**「隱秩序」（Implicate Order）**——向外的展現。</w:t>
+        <w:t>這個想法，雖然與現代西方思維似乎有些格格不入，但它絕不孤單。即使在量子物理學領域，像大衛・玻姆（David Bohm）這樣一位愛因斯坦的傑出弟子，也提出了一個驚人的實相模型。他認為，我們所見的物質宇宙只是「顯秩序」（Explicate Order），是一個更深層、更全面、更關聯的實相層次——稱為**「隱秩序」（Implicate Order）**——向外的展現。</w:t>
       </w:r>
     </w:p>
     <w:p>
@@ -1126,6 +1186,7 @@
           <w:szCs w:val="28"/>
         </w:rPr>
       </w:pPr>
+      <w:bookmarkStart w:id="0" w:name="_GoBack"/>
       <w:r>
         <w:rPr>
           <w:rFonts w:hint="eastAsia" w:ascii="SimSun" w:hAnsi="SimSun" w:eastAsia="SimSun" w:cs="SimSun"/>
@@ -1140,7 +1201,40 @@
           <w:szCs w:val="28"/>
           <w:shd w:val="clear" w:fill="FFFFFF"/>
         </w:rPr>
-        <w:t>現代科學的地圖是元素週期表。它就像一位分析師的視角，一位足球場的「技術人員」。</w:t>
+        <w:t>現代科學的地圖是元素週期表</w:t>
+      </w:r>
+      <w:bookmarkEnd w:id="0"/>
+      <w:r>
+        <w:rPr>
+          <w:rFonts w:hint="eastAsia" w:ascii="SimSun" w:hAnsi="SimSun" w:eastAsia="SimSun" w:cs="SimSun"/>
+          <w:b/>
+          <w:bCs/>
+          <w:i w:val="0"/>
+          <w:iCs w:val="0"/>
+          <w:caps w:val="0"/>
+          <w:color w:val="1A1C1E"/>
+          <w:spacing w:val="0"/>
+          <w:sz w:val="28"/>
+          <w:szCs w:val="28"/>
+          <w:shd w:val="clear" w:fill="FFFFFF"/>
+        </w:rPr>
+        <w:t>。</w:t>
+      </w:r>
+      <w:r>
+        <w:rPr>
+          <w:rFonts w:hint="eastAsia" w:ascii="SimSun" w:hAnsi="SimSun" w:eastAsia="SimSun" w:cs="SimSun"/>
+          <w:b w:val="0"/>
+          <w:bCs w:val="0"/>
+          <w:i w:val="0"/>
+          <w:iCs w:val="0"/>
+          <w:caps w:val="0"/>
+          <w:color w:val="1A1C1E"/>
+          <w:spacing w:val="0"/>
+          <w:sz w:val="28"/>
+          <w:szCs w:val="28"/>
+          <w:shd w:val="clear" w:fill="FFFFFF"/>
+        </w:rPr>
+        <w:t>它就像一位分析師的視角，一位足球場的「技術人員」。</w:t>
       </w:r>
       <w:r>
         <w:rPr>
@@ -3876,7 +3970,7 @@
     <w:lsdException w:unhideWhenUsed="0" w:uiPriority="0" w:semiHidden="0" w:name="Document Map"/>
     <w:lsdException w:unhideWhenUsed="0" w:uiPriority="0" w:semiHidden="0" w:name="Plain Text"/>
     <w:lsdException w:unhideWhenUsed="0" w:uiPriority="0" w:semiHidden="0" w:name="E-mail Signature"/>
-    <w:lsdException w:unhideWhenUsed="0" w:uiPriority="0" w:semiHidden="0" w:name="Normal (Web)"/>
+    <w:lsdException w:qFormat="1" w:unhideWhenUsed="0" w:uiPriority="0" w:semiHidden="0" w:name="Normal (Web)"/>
     <w:lsdException w:unhideWhenUsed="0" w:uiPriority="0" w:semiHidden="0" w:name="HTML Acronym"/>
     <w:lsdException w:unhideWhenUsed="0" w:uiPriority="0" w:semiHidden="0" w:name="HTML Address"/>
     <w:lsdException w:unhideWhenUsed="0" w:uiPriority="0" w:semiHidden="0" w:name="HTML Cite"/>
@@ -4064,6 +4158,7 @@
   <w:style w:type="paragraph" w:styleId="4">
     <w:name w:val="Normal (Web)"/>
     <w:basedOn w:val="1"/>
+    <w:qFormat/>
     <w:uiPriority w:val="0"/>
     <w:rPr>
       <w:sz w:val="24"/>

--- a/Blogs/Blog_001_Inside Black Hole, Outside Big Bang/BÀI BLOG_Bên trong Black Hole, bên ngoài Big Bang_zh.docx
+++ b/Blogs/Blog_001_Inside Black Hole, Outside Big Bang/BÀI BLOG_Bên trong Black Hole, bên ngoài Big Bang_zh.docx
@@ -1186,7 +1186,6 @@
           <w:szCs w:val="28"/>
         </w:rPr>
       </w:pPr>
-      <w:bookmarkStart w:id="0" w:name="_GoBack"/>
       <w:r>
         <w:rPr>
           <w:rFonts w:hint="eastAsia" w:ascii="SimSun" w:hAnsi="SimSun" w:eastAsia="SimSun" w:cs="SimSun"/>
@@ -1201,24 +1200,7 @@
           <w:szCs w:val="28"/>
           <w:shd w:val="clear" w:fill="FFFFFF"/>
         </w:rPr>
-        <w:t>現代科學的地圖是元素週期表</w:t>
-      </w:r>
-      <w:bookmarkEnd w:id="0"/>
-      <w:r>
-        <w:rPr>
-          <w:rFonts w:hint="eastAsia" w:ascii="SimSun" w:hAnsi="SimSun" w:eastAsia="SimSun" w:cs="SimSun"/>
-          <w:b/>
-          <w:bCs/>
-          <w:i w:val="0"/>
-          <w:iCs w:val="0"/>
-          <w:caps w:val="0"/>
-          <w:color w:val="1A1C1E"/>
-          <w:spacing w:val="0"/>
-          <w:sz w:val="28"/>
-          <w:szCs w:val="28"/>
-          <w:shd w:val="clear" w:fill="FFFFFF"/>
-        </w:rPr>
-        <w:t>。</w:t>
+        <w:t>現代科學的地圖是元素週期表。</w:t>
       </w:r>
       <w:r>
         <w:rPr>
@@ -2970,129 +2952,90 @@
           <w:spacing w:val="0"/>
           <w:sz w:val="28"/>
           <w:szCs w:val="28"/>
-        </w:rPr>
-      </w:pPr>
-      <w:r>
-        <w:rPr>
-          <w:rFonts w:hint="eastAsia" w:ascii="SimSun" w:hAnsi="SimSun" w:eastAsia="SimSun" w:cs="SimSun"/>
-          <w:i w:val="0"/>
-          <w:iCs w:val="0"/>
-          <w:caps w:val="0"/>
-          <w:color w:val="1A1C1E"/>
-          <w:spacing w:val="0"/>
-          <w:sz w:val="28"/>
-          <w:szCs w:val="28"/>
-          <w:shd w:val="clear" w:fill="FFFFFF"/>
-        </w:rPr>
-        <w:t>在以新的視角重新審視了大霹靂與黑洞之後，讓我們試著將整個畫面置於一個更宏偉的框架之中。探索宇宙的旅程有兩個方向：深入內部的微觀世界（超小尺度）與向外延伸的宏觀世界（極大尺度）。這兩個方向似乎都通向無限，並帶有一種令人驚嘆的分形（fractal）建築秩序，其結構在所有尺度上自我重複。</w:t>
-      </w:r>
-    </w:p>
-    <w:p>
-      <w:pPr>
-        <w:pStyle w:val="4"/>
-        <w:keepNext w:val="0"/>
-        <w:keepLines w:val="0"/>
-        <w:widowControl/>
-        <w:suppressLineNumbers w:val="0"/>
-        <w:shd w:val="clear" w:fill="FFFFFF"/>
-        <w:spacing w:before="0" w:beforeAutospacing="1" w:after="216" w:afterAutospacing="0" w:line="240" w:lineRule="atLeast"/>
-        <w:ind w:left="0" w:right="0" w:firstLine="0"/>
-        <w:rPr>
-          <w:rFonts w:hint="eastAsia" w:ascii="SimSun" w:hAnsi="SimSun" w:eastAsia="SimSun" w:cs="SimSun"/>
-          <w:i w:val="0"/>
-          <w:iCs w:val="0"/>
-          <w:caps w:val="0"/>
-          <w:color w:val="1A1C1E"/>
-          <w:spacing w:val="0"/>
-          <w:sz w:val="28"/>
-          <w:szCs w:val="28"/>
-        </w:rPr>
-      </w:pPr>
-      <w:r>
-        <w:rPr>
-          <w:rFonts w:hint="eastAsia" w:ascii="SimSun" w:hAnsi="SimSun" w:eastAsia="SimSun" w:cs="SimSun"/>
-          <w:i w:val="0"/>
-          <w:iCs w:val="0"/>
-          <w:caps w:val="0"/>
-          <w:color w:val="1A1C1E"/>
-          <w:spacing w:val="0"/>
-          <w:sz w:val="28"/>
-          <w:szCs w:val="28"/>
-          <w:shd w:val="clear" w:fill="FFFFFF"/>
-        </w:rPr>
-        <w:t>在微觀層面，科學告訴我們物質由原子構成。但那只是起點。原子之下還有原子核，然後是質子、中子，再到夸克。這趟旅程並未停止。可能存在著無數人類未知的微粒層級，每一個層級都是一個獨立的世界。在這個層級體系中，如果我們將原子定義為第0層，那麼更小的粒子就屬於負數層級：第-1層、第-2層，如此遞減下去。</w:t>
-      </w:r>
-    </w:p>
-    <w:p>
-      <w:pPr>
-        <w:pStyle w:val="4"/>
-        <w:keepNext w:val="0"/>
-        <w:keepLines w:val="0"/>
-        <w:widowControl/>
-        <w:suppressLineNumbers w:val="0"/>
-        <w:shd w:val="clear" w:fill="FFFFFF"/>
-        <w:spacing w:before="0" w:beforeAutospacing="1" w:after="216" w:afterAutospacing="0" w:line="240" w:lineRule="atLeast"/>
-        <w:ind w:left="0" w:right="0" w:firstLine="0"/>
-        <w:rPr>
-          <w:rFonts w:hint="eastAsia" w:ascii="SimSun" w:hAnsi="SimSun" w:eastAsia="SimSun" w:cs="SimSun"/>
-          <w:i w:val="0"/>
-          <w:iCs w:val="0"/>
-          <w:caps w:val="0"/>
-          <w:color w:val="1A1C1E"/>
-          <w:spacing w:val="0"/>
-          <w:sz w:val="28"/>
-          <w:szCs w:val="28"/>
-        </w:rPr>
-      </w:pPr>
-      <w:r>
-        <w:rPr>
-          <w:rFonts w:hint="eastAsia" w:ascii="SimSun" w:hAnsi="SimSun" w:eastAsia="SimSun" w:cs="SimSun"/>
-          <w:i w:val="0"/>
-          <w:iCs w:val="0"/>
-          <w:caps w:val="0"/>
-          <w:color w:val="1A1C1E"/>
-          <w:spacing w:val="0"/>
-          <w:sz w:val="28"/>
-          <w:szCs w:val="28"/>
-          <w:shd w:val="clear" w:fill="FFFFFF"/>
-        </w:rPr>
-        <w:t>光（光子），我們用來看見世界的東西，可能只是一種相當淺層的微粒，或許介於第-3層到第-10層之間。從這個視角來看，像太陽這樣的恆星並非直接創造光。它像一座巨大的核反應爐，提供能量來激活更微觀的粒子（例如在第-2層），而正是這些被激活的粒子，才真正發射出光粒子。這意味著，人類「看見」並測量到的整個實相，只是單一一種中間微粒相互作用的結果，而我們對於無數其他微粒層次的存在與運行，則完全「視而不見」。</w:t>
-      </w:r>
-    </w:p>
-    <w:p>
-      <w:pPr>
-        <w:pStyle w:val="4"/>
-        <w:keepNext w:val="0"/>
-        <w:keepLines w:val="0"/>
-        <w:widowControl/>
-        <w:suppressLineNumbers w:val="0"/>
-        <w:shd w:val="clear" w:fill="FFFFFF"/>
-        <w:spacing w:before="0" w:beforeAutospacing="1" w:after="216" w:afterAutospacing="0" w:line="240" w:lineRule="atLeast"/>
-        <w:ind w:left="0" w:right="0" w:firstLine="0"/>
-        <w:rPr>
-          <w:rFonts w:hint="eastAsia" w:ascii="SimSun" w:hAnsi="SimSun" w:eastAsia="SimSun" w:cs="SimSun"/>
-          <w:i w:val="0"/>
-          <w:iCs w:val="0"/>
-          <w:caps w:val="0"/>
-          <w:color w:val="1A1C1E"/>
-          <w:spacing w:val="0"/>
-          <w:sz w:val="28"/>
-          <w:szCs w:val="28"/>
-        </w:rPr>
-      </w:pPr>
-      <w:r>
-        <w:rPr>
-          <w:rFonts w:hint="eastAsia" w:ascii="SimSun" w:hAnsi="SimSun" w:eastAsia="SimSun" w:cs="SimSun"/>
-          <w:i w:val="0"/>
-          <w:iCs w:val="0"/>
-          <w:caps w:val="0"/>
-          <w:color w:val="1A1C1E"/>
-          <w:spacing w:val="0"/>
-          <w:sz w:val="28"/>
-          <w:szCs w:val="28"/>
-          <w:shd w:val="clear" w:fill="FFFFFF"/>
-        </w:rPr>
-        <w:t>在相反的宏觀層面，這個秩序似乎也以一種精巧的方式重複著。**讓我們嘗試建立一個假設模型來整理這個無限的秩序。**我們可以區分一個「層級」——即宇宙在每個尺度上的基本粒子——和一個由這些粒子構成的「中間結構」。</w:t>
+          <w:shd w:val="clear" w:fill="FFFFFF"/>
+        </w:rPr>
+      </w:pPr>
+      <w:r>
+        <w:rPr>
+          <w:rFonts w:hint="default" w:ascii="SimSun" w:hAnsi="SimSun" w:eastAsia="SimSun" w:cs="SimSun"/>
+          <w:i w:val="0"/>
+          <w:iCs w:val="0"/>
+          <w:caps w:val="0"/>
+          <w:color w:val="1A1C1E"/>
+          <w:spacing w:val="0"/>
+          <w:sz w:val="28"/>
+          <w:szCs w:val="28"/>
+          <w:shd w:val="clear" w:fill="FFFFFF"/>
+        </w:rPr>
+        <w:t>在重新審視過大霹靂與星系之後，讓我們退一步，思索宇宙深層的建築原理。是否存在一個共通的設計，一個在所有尺度上，從無限小到無限大，都自我重複的模式？這個原理可以透過一個稱為「碎形」的概念，在自然界中找到。</w:t>
+      </w:r>
+    </w:p>
+    <w:p>
+      <w:pPr>
+        <w:pStyle w:val="4"/>
+        <w:keepNext w:val="0"/>
+        <w:keepLines w:val="0"/>
+        <w:widowControl/>
+        <w:suppressLineNumbers w:val="0"/>
+        <w:shd w:val="clear" w:fill="FFFFFF"/>
+        <w:spacing w:before="0" w:beforeAutospacing="1" w:after="216" w:afterAutospacing="0" w:line="240" w:lineRule="atLeast"/>
+        <w:ind w:left="0" w:right="0" w:firstLine="0"/>
+        <w:rPr>
+          <w:rFonts w:hint="default" w:ascii="SimSun" w:hAnsi="SimSun" w:eastAsia="SimSun" w:cs="SimSun"/>
+          <w:i w:val="0"/>
+          <w:iCs w:val="0"/>
+          <w:caps w:val="0"/>
+          <w:color w:val="1A1C1E"/>
+          <w:spacing w:val="0"/>
+          <w:sz w:val="28"/>
+          <w:szCs w:val="28"/>
+          <w:shd w:val="clear" w:fill="FFFFFF"/>
+        </w:rPr>
+      </w:pPr>
+      <w:r>
+        <w:rPr>
+          <w:rFonts w:hint="default" w:ascii="SimSun" w:hAnsi="SimSun" w:eastAsia="SimSun" w:cs="SimSun"/>
+          <w:i w:val="0"/>
+          <w:iCs w:val="0"/>
+          <w:caps w:val="0"/>
+          <w:color w:val="1A1C1E"/>
+          <w:spacing w:val="0"/>
+          <w:sz w:val="28"/>
+          <w:szCs w:val="28"/>
+          <w:shd w:val="clear" w:fill="FFFFFF"/>
+        </w:rPr>
+        <w:t>碎形是一種結構，其局部在放大後，看起來與整體完全相同。從一片雪花、一株蕨葉到河流的分支，大自然似乎是一位碎形藝術大師。當我們用這個碎形的視角來觀察宇宙時，一個驚人的秩序便浮現出來。</w:t>
+      </w:r>
+    </w:p>
+    <w:p>
+      <w:pPr>
+        <w:pStyle w:val="4"/>
+        <w:keepNext w:val="0"/>
+        <w:keepLines w:val="0"/>
+        <w:widowControl/>
+        <w:suppressLineNumbers w:val="0"/>
+        <w:shd w:val="clear" w:fill="FFFFFF"/>
+        <w:spacing w:before="0" w:beforeAutospacing="1" w:after="216" w:afterAutospacing="0" w:line="240" w:lineRule="atLeast"/>
+        <w:ind w:left="0" w:right="0" w:firstLine="0"/>
+        <w:rPr>
+          <w:rFonts w:hint="default" w:ascii="sans-serif" w:hAnsi="sans-serif" w:eastAsia="sans-serif" w:cs="sans-serif"/>
+          <w:sz w:val="16"/>
+          <w:szCs w:val="16"/>
+        </w:rPr>
+      </w:pPr>
+      <w:r>
+        <w:rPr>
+          <w:rFonts w:hint="default" w:ascii="SimSun" w:hAnsi="SimSun" w:eastAsia="SimSun" w:cs="SimSun"/>
+          <w:i w:val="0"/>
+          <w:iCs w:val="0"/>
+          <w:caps w:val="0"/>
+          <w:color w:val="1A1C1E"/>
+          <w:spacing w:val="0"/>
+          <w:sz w:val="28"/>
+          <w:szCs w:val="28"/>
+          <w:shd w:val="clear" w:fill="FFFFFF"/>
+        </w:rPr>
+        <w:t>讓我們嘗試建立一個層級系統來描繪這個碎形結構，明確區分「基本粒子」（給定層級的球狀微粒）與「中間結構」（由較低層級粒子形成的系統）。</w:t>
       </w:r>
     </w:p>
     <w:p>
@@ -3110,7 +3053,14 @@
         <w:spacing w:before="0" w:beforeAutospacing="1" w:after="216" w:afterAutospacing="0" w:line="240" w:lineRule="atLeast"/>
         <w:ind w:left="420" w:leftChars="0" w:right="0" w:hanging="420" w:firstLineChars="0"/>
         <w:rPr>
-          <w:rFonts w:hint="eastAsia" w:ascii="SimSun" w:hAnsi="SimSun" w:eastAsia="SimSun" w:cs="SimSun"/>
+          <w:rFonts w:hint="default" w:ascii="sans-serif" w:hAnsi="sans-serif" w:eastAsia="sans-serif" w:cs="sans-serif"/>
+          <w:sz w:val="16"/>
+          <w:szCs w:val="16"/>
+        </w:rPr>
+      </w:pPr>
+      <w:r>
+        <w:rPr>
+          <w:rFonts w:hint="default" w:ascii="SimSun" w:hAnsi="SimSun" w:eastAsia="SimSun" w:cs="SimSun"/>
           <w:b/>
           <w:bCs/>
           <w:i w:val="0"/>
@@ -3120,23 +3070,103 @@
           <w:spacing w:val="0"/>
           <w:sz w:val="28"/>
           <w:szCs w:val="28"/>
-        </w:rPr>
-      </w:pPr>
-      <w:r>
-        <w:rPr>
-          <w:rFonts w:hint="eastAsia" w:ascii="SimSun" w:hAnsi="SimSun" w:eastAsia="SimSun" w:cs="SimSun"/>
-          <w:b/>
-          <w:bCs/>
-          <w:i w:val="0"/>
-          <w:iCs w:val="0"/>
-          <w:caps w:val="0"/>
-          <w:color w:val="1A1C1E"/>
-          <w:spacing w:val="0"/>
-          <w:sz w:val="28"/>
-          <w:szCs w:val="28"/>
-          <w:shd w:val="clear" w:fill="FFFFFF"/>
-        </w:rPr>
-        <w:t>第0層是原子。</w:t>
+          <w:shd w:val="clear" w:fill="FFFFFF"/>
+        </w:rPr>
+        <w:t>+1層級：基本粒子是天體。</w:t>
+      </w:r>
+    </w:p>
+    <w:p>
+      <w:pPr>
+        <w:keepNext w:val="0"/>
+        <w:keepLines w:val="0"/>
+        <w:pageBreakBefore w:val="0"/>
+        <w:widowControl/>
+        <w:numPr>
+          <w:ilvl w:val="1"/>
+          <w:numId w:val="3"/>
+        </w:numPr>
+        <w:suppressLineNumbers w:val="0"/>
+        <w:kinsoku/>
+        <w:wordWrap/>
+        <w:overflowPunct/>
+        <w:topLinePunct w:val="0"/>
+        <w:autoSpaceDE/>
+        <w:autoSpaceDN/>
+        <w:bidi w:val="0"/>
+        <w:adjustRightInd/>
+        <w:snapToGrid/>
+        <w:spacing w:before="240" w:beforeAutospacing="0" w:after="240" w:afterAutospacing="0" w:line="240" w:lineRule="atLeast"/>
+        <w:ind w:left="806" w:leftChars="0" w:hanging="360" w:firstLineChars="0"/>
+        <w:textAlignment w:val="auto"/>
+        <w:rPr>
+          <w:rFonts w:hint="default" w:ascii="SimSun" w:hAnsi="SimSun" w:eastAsia="SimSun" w:cs="SimSun"/>
+          <w:i w:val="0"/>
+          <w:iCs w:val="0"/>
+          <w:caps w:val="0"/>
+          <w:color w:val="1A1C1E"/>
+          <w:spacing w:val="0"/>
+          <w:sz w:val="28"/>
+          <w:szCs w:val="28"/>
+          <w:shd w:val="clear" w:fill="FFFFFF"/>
+        </w:rPr>
+      </w:pPr>
+      <w:r>
+        <w:rPr>
+          <w:rFonts w:hint="default" w:ascii="SimSun" w:hAnsi="SimSun" w:eastAsia="SimSun" w:cs="SimSun"/>
+          <w:i w:val="0"/>
+          <w:iCs w:val="0"/>
+          <w:caps w:val="0"/>
+          <w:color w:val="1A1C1E"/>
+          <w:spacing w:val="0"/>
+          <w:sz w:val="28"/>
+          <w:szCs w:val="28"/>
+          <w:shd w:val="clear" w:fill="FFFFFF"/>
+        </w:rPr>
+        <w:t>恆星與行星，以其特有的球形，正是這個層級的「基本粒子」。</w:t>
+      </w:r>
+    </w:p>
+    <w:p>
+      <w:pPr>
+        <w:keepNext w:val="0"/>
+        <w:keepLines w:val="0"/>
+        <w:pageBreakBefore w:val="0"/>
+        <w:widowControl/>
+        <w:numPr>
+          <w:ilvl w:val="1"/>
+          <w:numId w:val="3"/>
+        </w:numPr>
+        <w:suppressLineNumbers w:val="0"/>
+        <w:kinsoku/>
+        <w:wordWrap/>
+        <w:overflowPunct/>
+        <w:topLinePunct w:val="0"/>
+        <w:autoSpaceDE/>
+        <w:autoSpaceDN/>
+        <w:bidi w:val="0"/>
+        <w:adjustRightInd/>
+        <w:snapToGrid/>
+        <w:spacing w:before="240" w:beforeAutospacing="0" w:after="240" w:afterAutospacing="0" w:line="240" w:lineRule="atLeast"/>
+        <w:ind w:left="806" w:leftChars="0" w:hanging="360" w:firstLineChars="0"/>
+        <w:textAlignment w:val="auto"/>
+        <w:rPr>
+          <w:rFonts w:hint="default" w:ascii="sans-serif" w:hAnsi="sans-serif" w:eastAsia="sans-serif" w:cs="sans-serif"/>
+          <w:sz w:val="16"/>
+          <w:szCs w:val="16"/>
+        </w:rPr>
+      </w:pPr>
+      <w:r>
+        <w:rPr>
+          <w:rFonts w:hint="default" w:ascii="SimSun" w:hAnsi="SimSun" w:eastAsia="SimSun" w:cs="SimSun"/>
+          <w:i w:val="0"/>
+          <w:iCs w:val="0"/>
+          <w:caps w:val="0"/>
+          <w:color w:val="1A1C1E"/>
+          <w:spacing w:val="0"/>
+          <w:sz w:val="28"/>
+          <w:szCs w:val="28"/>
+          <w:shd w:val="clear" w:fill="FFFFFF"/>
+        </w:rPr>
+        <w:t>由這些+1層級的「粒子」，形成了更複雜的中間結構：太陽系（一個中心粒子與衛星粒子）、星系（數十億粒子的群體）、星系團等等。</w:t>
       </w:r>
     </w:p>
     <w:p>
@@ -3154,19 +3184,7 @@
         <w:spacing w:before="0" w:beforeAutospacing="1" w:after="216" w:afterAutospacing="0" w:line="240" w:lineRule="atLeast"/>
         <w:ind w:left="420" w:leftChars="0" w:right="0" w:hanging="420" w:firstLineChars="0"/>
         <w:rPr>
-          <w:rFonts w:hint="eastAsia" w:ascii="SimSun" w:hAnsi="SimSun" w:eastAsia="SimSun" w:cs="SimSun"/>
-          <w:i w:val="0"/>
-          <w:iCs w:val="0"/>
-          <w:caps w:val="0"/>
-          <w:color w:val="1A1C1E"/>
-          <w:spacing w:val="0"/>
-          <w:sz w:val="28"/>
-          <w:szCs w:val="28"/>
-        </w:rPr>
-      </w:pPr>
-      <w:r>
-        <w:rPr>
-          <w:rFonts w:hint="eastAsia" w:ascii="SimSun" w:hAnsi="SimSun" w:eastAsia="SimSun" w:cs="SimSun"/>
+          <w:rFonts w:hint="default" w:ascii="SimSun" w:hAnsi="SimSun" w:eastAsia="SimSun" w:cs="SimSun"/>
           <w:b/>
           <w:bCs/>
           <w:i w:val="0"/>
@@ -3178,124 +3196,10 @@
           <w:szCs w:val="28"/>
           <w:shd w:val="clear" w:fill="FFFFFF"/>
         </w:rPr>
-        <w:t>第+1層是天體</w:t>
-      </w:r>
-      <w:r>
-        <w:rPr>
-          <w:rFonts w:hint="eastAsia" w:ascii="SimSun" w:hAnsi="SimSun" w:eastAsia="SimSun" w:cs="SimSun"/>
-          <w:i w:val="0"/>
-          <w:iCs w:val="0"/>
-          <w:caps w:val="0"/>
-          <w:color w:val="1A1C1E"/>
-          <w:spacing w:val="0"/>
-          <w:sz w:val="28"/>
-          <w:szCs w:val="28"/>
-          <w:shd w:val="clear" w:fill="FFFFFF"/>
-        </w:rPr>
-        <w:t>——從微小的隕石到巨大的恆星。</w:t>
-      </w:r>
-      <w:r>
-        <w:rPr>
-          <w:rFonts w:hint="eastAsia" w:ascii="SimSun" w:hAnsi="SimSun" w:eastAsia="SimSun" w:cs="SimSun"/>
-          <w:i w:val="0"/>
-          <w:iCs w:val="0"/>
-          <w:caps w:val="0"/>
-          <w:color w:val="1A1C1E"/>
-          <w:spacing w:val="0"/>
-          <w:sz w:val="28"/>
-          <w:szCs w:val="28"/>
-          <w:shd w:val="clear" w:fill="FFFFFF"/>
-          <w:lang w:val="en-US"/>
-        </w:rPr>
-        <w:t xml:space="preserve"> </w:t>
-      </w:r>
-      <w:r>
-        <w:rPr>
-          <w:rFonts w:hint="eastAsia" w:ascii="SimSun" w:hAnsi="SimSun" w:eastAsia="SimSun" w:cs="SimSun"/>
-          <w:i w:val="0"/>
-          <w:iCs w:val="0"/>
-          <w:caps w:val="0"/>
-          <w:color w:val="1A1C1E"/>
-          <w:spacing w:val="0"/>
-          <w:sz w:val="28"/>
-          <w:szCs w:val="28"/>
-          <w:shd w:val="clear" w:fill="FFFFFF"/>
-        </w:rPr>
-        <w:t>那麼人類、動植物呢？我們是極其複雜的中間存在形式，是由無數第0層粒子構成的生命體，存在於這個星球這個第+1層粒子的表面。更宏大的結構，如太陽系乃至星系，也都是中間結構。一個星系就像一個巨大的「細胞團」，是數十億個第+1層粒子的聚集體。</w:t>
-      </w:r>
-    </w:p>
-    <w:p>
-      <w:pPr>
-        <w:pStyle w:val="4"/>
-        <w:keepNext w:val="0"/>
-        <w:keepLines w:val="0"/>
-        <w:widowControl/>
-        <w:suppressLineNumbers w:val="0"/>
-        <w:shd w:val="clear" w:fill="FFFFFF"/>
-        <w:spacing w:before="0" w:beforeAutospacing="1" w:after="216" w:afterAutospacing="0" w:line="240" w:lineRule="atLeast"/>
-        <w:ind w:left="0" w:right="0" w:firstLine="0"/>
-        <w:rPr>
-          <w:rFonts w:hint="eastAsia" w:ascii="SimSun" w:hAnsi="SimSun" w:eastAsia="SimSun" w:cs="SimSun"/>
-          <w:i w:val="0"/>
-          <w:iCs w:val="0"/>
-          <w:caps w:val="0"/>
-          <w:color w:val="1A1C1E"/>
-          <w:spacing w:val="0"/>
-          <w:sz w:val="28"/>
-          <w:szCs w:val="28"/>
-          <w:shd w:val="clear" w:fill="FFFFFF"/>
-        </w:rPr>
-      </w:pPr>
-      <w:r>
-        <w:rPr>
-          <w:rFonts w:hint="eastAsia" w:ascii="SimSun" w:hAnsi="SimSun" w:eastAsia="SimSun" w:cs="SimSun"/>
-          <w:i w:val="0"/>
-          <w:iCs w:val="0"/>
-          <w:caps w:val="0"/>
-          <w:color w:val="1A1C1E"/>
-          <w:spacing w:val="0"/>
-          <w:sz w:val="28"/>
-          <w:szCs w:val="28"/>
-          <w:shd w:val="clear" w:fill="FFFFFF"/>
-        </w:rPr>
-        <w:t>令人感到震撼的問題是：那麼第+2層的粒子是什麼？或許，當今科學所知的整個「可觀測宇宙」，也只不過是這樣一個粒子，而它又是一個更巨大、更無限的結構的一部分。微觀宇宙與宏觀宇宙只是同一個存在軸的兩個相反方向。最小的與最大的並未分離——它們像同一面鏡子的兩面，相互映照。如果朝著任何一個方向走得足夠遠，或許我們會在另一端與自己相遇。</w:t>
-      </w:r>
-    </w:p>
-    <w:p>
-      <w:pPr>
-        <w:pStyle w:val="4"/>
-        <w:keepNext w:val="0"/>
-        <w:keepLines w:val="0"/>
-        <w:widowControl/>
-        <w:suppressLineNumbers w:val="0"/>
-        <w:shd w:val="clear" w:fill="FFFFFF"/>
-        <w:spacing w:before="0" w:beforeAutospacing="1" w:after="216" w:afterAutospacing="0" w:line="240" w:lineRule="atLeast"/>
-        <w:ind w:left="0" w:right="0" w:firstLine="0"/>
-        <w:rPr>
-          <w:rFonts w:hint="eastAsia" w:ascii="SimSun" w:hAnsi="SimSun" w:eastAsia="SimSun" w:cs="SimSun"/>
-          <w:i w:val="0"/>
-          <w:iCs w:val="0"/>
-          <w:caps w:val="0"/>
-          <w:color w:val="1A1C1E"/>
-          <w:spacing w:val="0"/>
-          <w:sz w:val="28"/>
-          <w:szCs w:val="28"/>
-          <w:shd w:val="clear" w:fill="FFFFFF"/>
-        </w:rPr>
-      </w:pPr>
-    </w:p>
-    <w:p>
-      <w:pPr>
-        <w:pStyle w:val="4"/>
-        <w:keepNext w:val="0"/>
-        <w:keepLines w:val="0"/>
-        <w:widowControl/>
-        <w:suppressLineNumbers w:val="0"/>
-        <w:shd w:val="clear" w:fill="FFFFFF"/>
-        <w:spacing w:before="0" w:beforeAutospacing="1" w:after="216" w:afterAutospacing="0" w:line="240" w:lineRule="atLeast"/>
-        <w:ind w:left="0" w:right="0" w:firstLine="0"/>
-        <w:rPr>
-          <w:rFonts w:hint="eastAsia" w:ascii="SimSun" w:hAnsi="SimSun" w:eastAsia="SimSun" w:cs="SimSun"/>
+      </w:pPr>
+      <w:r>
+        <w:rPr>
+          <w:rFonts w:hint="default" w:ascii="SimSun" w:hAnsi="SimSun" w:eastAsia="SimSun" w:cs="SimSun"/>
           <w:b/>
           <w:bCs/>
           <w:i w:val="0"/>
@@ -3303,6 +3207,281 @@
           <w:caps w:val="0"/>
           <w:color w:val="1A1C1E"/>
           <w:spacing w:val="0"/>
+          <w:sz w:val="28"/>
+          <w:szCs w:val="28"/>
+          <w:shd w:val="clear" w:fill="FFFFFF"/>
+        </w:rPr>
+        <w:t>那麼，0層級的基本粒子是什麼？</w:t>
+      </w:r>
+    </w:p>
+    <w:p>
+      <w:pPr>
+        <w:keepNext w:val="0"/>
+        <w:keepLines w:val="0"/>
+        <w:pageBreakBefore w:val="0"/>
+        <w:widowControl/>
+        <w:numPr>
+          <w:ilvl w:val="1"/>
+          <w:numId w:val="3"/>
+        </w:numPr>
+        <w:suppressLineNumbers w:val="0"/>
+        <w:kinsoku/>
+        <w:wordWrap/>
+        <w:overflowPunct/>
+        <w:topLinePunct w:val="0"/>
+        <w:autoSpaceDE/>
+        <w:autoSpaceDN/>
+        <w:bidi w:val="0"/>
+        <w:adjustRightInd/>
+        <w:snapToGrid/>
+        <w:spacing w:before="240" w:beforeAutospacing="0" w:after="240" w:afterAutospacing="0" w:line="240" w:lineRule="atLeast"/>
+        <w:ind w:left="806" w:leftChars="0" w:hanging="360" w:firstLineChars="0"/>
+        <w:textAlignment w:val="auto"/>
+        <w:rPr>
+          <w:rFonts w:hint="default" w:ascii="SimSun" w:hAnsi="SimSun" w:eastAsia="SimSun" w:cs="SimSun"/>
+          <w:i w:val="0"/>
+          <w:iCs w:val="0"/>
+          <w:caps w:val="0"/>
+          <w:color w:val="1A1C1E"/>
+          <w:spacing w:val="0"/>
+          <w:sz w:val="28"/>
+          <w:szCs w:val="28"/>
+          <w:shd w:val="clear" w:fill="FFFFFF"/>
+        </w:rPr>
+      </w:pPr>
+      <w:r>
+        <w:rPr>
+          <w:rFonts w:hint="default" w:ascii="SimSun" w:hAnsi="SimSun" w:eastAsia="SimSun" w:cs="SimSun"/>
+          <w:i w:val="0"/>
+          <w:iCs w:val="0"/>
+          <w:caps w:val="0"/>
+          <w:color w:val="1A1C1E"/>
+          <w:spacing w:val="0"/>
+          <w:sz w:val="28"/>
+          <w:szCs w:val="28"/>
+          <w:shd w:val="clear" w:fill="FFFFFF"/>
+        </w:rPr>
+        <w:t>粒子物理學的探索之旅，正是尋找這個答案的過程。我們發現了原子，但以其原子核與環繞電子的結構來看，它顯然是一個「中間結構」，一個微型的太陽系。</w:t>
+      </w:r>
+    </w:p>
+    <w:p>
+      <w:pPr>
+        <w:keepNext w:val="0"/>
+        <w:keepLines w:val="0"/>
+        <w:pageBreakBefore w:val="0"/>
+        <w:widowControl/>
+        <w:numPr>
+          <w:ilvl w:val="1"/>
+          <w:numId w:val="3"/>
+        </w:numPr>
+        <w:suppressLineNumbers w:val="0"/>
+        <w:kinsoku/>
+        <w:wordWrap/>
+        <w:overflowPunct/>
+        <w:topLinePunct w:val="0"/>
+        <w:autoSpaceDE/>
+        <w:autoSpaceDN/>
+        <w:bidi w:val="0"/>
+        <w:adjustRightInd/>
+        <w:snapToGrid/>
+        <w:spacing w:before="240" w:beforeAutospacing="0" w:after="240" w:afterAutospacing="0" w:line="240" w:lineRule="atLeast"/>
+        <w:ind w:left="806" w:leftChars="0" w:hanging="360" w:firstLineChars="0"/>
+        <w:textAlignment w:val="auto"/>
+        <w:rPr>
+          <w:rFonts w:hint="default" w:ascii="SimSun" w:hAnsi="SimSun" w:eastAsia="SimSun" w:cs="SimSun"/>
+          <w:i w:val="0"/>
+          <w:iCs w:val="0"/>
+          <w:caps w:val="0"/>
+          <w:color w:val="1A1C1E"/>
+          <w:spacing w:val="0"/>
+          <w:sz w:val="28"/>
+          <w:szCs w:val="28"/>
+          <w:shd w:val="clear" w:fill="FFFFFF"/>
+        </w:rPr>
+      </w:pPr>
+      <w:r>
+        <w:rPr>
+          <w:rFonts w:hint="default" w:ascii="SimSun" w:hAnsi="SimSun" w:eastAsia="SimSun" w:cs="SimSun"/>
+          <w:i w:val="0"/>
+          <w:iCs w:val="0"/>
+          <w:caps w:val="0"/>
+          <w:color w:val="1A1C1E"/>
+          <w:spacing w:val="0"/>
+          <w:sz w:val="28"/>
+          <w:szCs w:val="28"/>
+          <w:shd w:val="clear" w:fill="FFFFFF"/>
+        </w:rPr>
+        <w:t>根據我們的碎形邏輯，一個0層級的基本粒子必須由無數個-1層級的基本粒子所構成。但在此，我們遇到了與現代科學一個有趣的矛盾。物理學稱，一個質子（原子核的組成部分）僅由3個夸克組成。若果真如此，那麼根據我們的定義，質子和夸克都不能被視為「基本粒子」；它們僅是在深入微觀世界路途上，非常微小的「中間結構」。</w:t>
+      </w:r>
+    </w:p>
+    <w:p>
+      <w:pPr>
+        <w:keepNext w:val="0"/>
+        <w:keepLines w:val="0"/>
+        <w:pageBreakBefore w:val="0"/>
+        <w:widowControl/>
+        <w:numPr>
+          <w:ilvl w:val="1"/>
+          <w:numId w:val="3"/>
+        </w:numPr>
+        <w:suppressLineNumbers w:val="0"/>
+        <w:kinsoku/>
+        <w:wordWrap/>
+        <w:overflowPunct/>
+        <w:topLinePunct w:val="0"/>
+        <w:autoSpaceDE/>
+        <w:autoSpaceDN/>
+        <w:bidi w:val="0"/>
+        <w:adjustRightInd/>
+        <w:snapToGrid/>
+        <w:spacing w:before="240" w:beforeAutospacing="0" w:after="240" w:afterAutospacing="0" w:line="240" w:lineRule="atLeast"/>
+        <w:ind w:left="806" w:leftChars="0" w:hanging="360" w:firstLineChars="0"/>
+        <w:textAlignment w:val="auto"/>
+        <w:rPr>
+          <w:rFonts w:hint="default" w:ascii="SimSun" w:hAnsi="SimSun" w:eastAsia="SimSun" w:cs="SimSun"/>
+          <w:i w:val="0"/>
+          <w:iCs w:val="0"/>
+          <w:caps w:val="0"/>
+          <w:color w:val="1A1C1E"/>
+          <w:spacing w:val="0"/>
+          <w:sz w:val="28"/>
+          <w:szCs w:val="28"/>
+          <w:shd w:val="clear" w:fill="FFFFFF"/>
+        </w:rPr>
+      </w:pPr>
+      <w:r>
+        <w:rPr>
+          <w:rFonts w:hint="default" w:ascii="SimSun" w:hAnsi="SimSun" w:eastAsia="SimSun" w:cs="SimSun"/>
+          <w:i w:val="0"/>
+          <w:iCs w:val="0"/>
+          <w:caps w:val="0"/>
+          <w:color w:val="1A1C1E"/>
+          <w:spacing w:val="0"/>
+          <w:sz w:val="28"/>
+          <w:szCs w:val="28"/>
+          <w:shd w:val="clear" w:fill="FFFFFF"/>
+        </w:rPr>
+        <w:t>這並不意味著科學是錯的。它僅僅暗示了一個驚人的可能性：</w:t>
+      </w:r>
+      <w:bookmarkStart w:id="0" w:name="_GoBack"/>
+      <w:bookmarkEnd w:id="0"/>
+      <w:r>
+        <w:rPr>
+          <w:rFonts w:hint="default" w:ascii="SimSun" w:hAnsi="SimSun" w:eastAsia="SimSun" w:cs="SimSun"/>
+          <w:i w:val="0"/>
+          <w:iCs w:val="0"/>
+          <w:caps w:val="0"/>
+          <w:color w:val="1A1C1E"/>
+          <w:spacing w:val="0"/>
+          <w:sz w:val="28"/>
+          <w:szCs w:val="28"/>
+          <w:shd w:val="clear" w:fill="FFFFFF"/>
+        </w:rPr>
+        <w:t>即便是用我們最強大的粒子加速器，我們或許仍未觸及0層級真正的「基本粒子」，更遑論知曉更深層的微觀層級了。我們今日所知的，可能僅是無盡微觀海洋的表層而已。</w:t>
+      </w:r>
+    </w:p>
+    <w:p>
+      <w:pPr>
+        <w:pStyle w:val="4"/>
+        <w:keepNext w:val="0"/>
+        <w:keepLines w:val="0"/>
+        <w:widowControl/>
+        <w:suppressLineNumbers w:val="0"/>
+        <w:shd w:val="clear" w:fill="FFFFFF"/>
+        <w:spacing w:before="0" w:beforeAutospacing="1" w:after="216" w:afterAutospacing="0" w:line="240" w:lineRule="atLeast"/>
+        <w:ind w:left="0" w:right="0" w:firstLine="0"/>
+        <w:rPr>
+          <w:rFonts w:hint="default" w:ascii="SimSun" w:hAnsi="SimSun" w:eastAsia="SimSun" w:cs="SimSun"/>
+          <w:i w:val="0"/>
+          <w:iCs w:val="0"/>
+          <w:caps w:val="0"/>
+          <w:color w:val="1A1C1E"/>
+          <w:spacing w:val="0"/>
+          <w:sz w:val="28"/>
+          <w:szCs w:val="28"/>
+          <w:shd w:val="clear" w:fill="FFFFFF"/>
+        </w:rPr>
+      </w:pPr>
+      <w:r>
+        <w:rPr>
+          <w:rFonts w:hint="default" w:ascii="SimSun" w:hAnsi="SimSun" w:eastAsia="SimSun" w:cs="SimSun"/>
+          <w:i w:val="0"/>
+          <w:iCs w:val="0"/>
+          <w:caps w:val="0"/>
+          <w:color w:val="1A1C1E"/>
+          <w:spacing w:val="0"/>
+          <w:sz w:val="28"/>
+          <w:szCs w:val="28"/>
+          <w:shd w:val="clear" w:fill="FFFFFF"/>
+        </w:rPr>
+        <w:t>從這個角度來看，宇宙不僅僅是一條由小到大的直線。它是一個在微觀與宏觀兩個方向上無限分層的結構。最小的與最大的並非相互分離——它們如同同一枚硬幣的兩面，彼此映照。理解太陽系的結構，或許能幫助我們想像原子的結構。而承認無限微觀層級的存在，則開啟了這樣一種可能性：我們所觀測到的宏觀世界本身，或許也僅是某個更宏偉結構中的一個「粒子」而已。</w:t>
+      </w:r>
+    </w:p>
+    <w:p>
+      <w:pPr>
+        <w:pStyle w:val="4"/>
+        <w:keepNext w:val="0"/>
+        <w:keepLines w:val="0"/>
+        <w:widowControl/>
+        <w:suppressLineNumbers w:val="0"/>
+        <w:shd w:val="clear" w:fill="FFFFFF"/>
+        <w:spacing w:before="0" w:beforeAutospacing="1" w:after="216" w:afterAutospacing="0" w:line="240" w:lineRule="atLeast"/>
+        <w:ind w:left="0" w:right="0" w:firstLine="0"/>
+        <w:rPr>
+          <w:rFonts w:hint="eastAsia" w:ascii="SimSun" w:hAnsi="SimSun" w:eastAsia="SimSun" w:cs="SimSun"/>
+          <w:i w:val="0"/>
+          <w:iCs w:val="0"/>
+          <w:caps w:val="0"/>
+          <w:color w:val="1A1C1E"/>
+          <w:spacing w:val="0"/>
+          <w:sz w:val="28"/>
+          <w:szCs w:val="28"/>
+          <w:shd w:val="clear" w:fill="FFFFFF"/>
+        </w:rPr>
+      </w:pPr>
+    </w:p>
+    <w:p>
+      <w:pPr>
+        <w:pStyle w:val="4"/>
+        <w:keepNext w:val="0"/>
+        <w:keepLines w:val="0"/>
+        <w:widowControl/>
+        <w:suppressLineNumbers w:val="0"/>
+        <w:shd w:val="clear" w:fill="FFFFFF"/>
+        <w:spacing w:before="0" w:beforeAutospacing="1" w:after="216" w:afterAutospacing="0" w:line="240" w:lineRule="atLeast"/>
+        <w:ind w:left="0" w:right="0" w:firstLine="0"/>
+        <w:rPr>
+          <w:rFonts w:hint="eastAsia" w:ascii="SimSun" w:hAnsi="SimSun" w:eastAsia="SimSun" w:cs="SimSun"/>
+          <w:i w:val="0"/>
+          <w:iCs w:val="0"/>
+          <w:caps w:val="0"/>
+          <w:color w:val="1A1C1E"/>
+          <w:spacing w:val="0"/>
+          <w:sz w:val="28"/>
+          <w:szCs w:val="28"/>
+          <w:shd w:val="clear" w:fill="FFFFFF"/>
+        </w:rPr>
+      </w:pPr>
+    </w:p>
+    <w:p>
+      <w:pPr>
+        <w:pStyle w:val="4"/>
+        <w:keepNext w:val="0"/>
+        <w:keepLines w:val="0"/>
+        <w:widowControl/>
+        <w:suppressLineNumbers w:val="0"/>
+        <w:shd w:val="clear" w:fill="FFFFFF"/>
+        <w:spacing w:before="0" w:beforeAutospacing="1" w:after="216" w:afterAutospacing="0" w:line="240" w:lineRule="atLeast"/>
+        <w:ind w:left="0" w:right="0" w:firstLine="0"/>
+        <w:rPr>
+          <w:rFonts w:hint="eastAsia" w:ascii="SimSun" w:hAnsi="SimSun" w:eastAsia="SimSun" w:cs="SimSun"/>
+          <w:b/>
+          <w:bCs/>
+          <w:i w:val="0"/>
+          <w:iCs w:val="0"/>
+          <w:caps w:val="0"/>
+          <w:color w:val="1A1C1E"/>
+          <w:spacing w:val="0"/>
           <w:sz w:val="36"/>
           <w:szCs w:val="36"/>
           <w:shd w:val="clear" w:fill="FFFFFF"/>
@@ -3369,7 +3548,7 @@
         <w:widowControl/>
         <w:numPr>
           <w:ilvl w:val="0"/>
-          <w:numId w:val="3"/>
+          <w:numId w:val="4"/>
         </w:numPr>
         <w:suppressLineNumbers w:val="0"/>
         <w:shd w:val="clear" w:fill="FFFFFF"/>
@@ -3425,7 +3604,7 @@
         <w:widowControl/>
         <w:numPr>
           <w:ilvl w:val="0"/>
-          <w:numId w:val="3"/>
+          <w:numId w:val="4"/>
         </w:numPr>
         <w:suppressLineNumbers w:val="0"/>
         <w:shd w:val="clear" w:fill="FFFFFF"/>
@@ -3481,7 +3660,7 @@
         <w:widowControl/>
         <w:numPr>
           <w:ilvl w:val="0"/>
-          <w:numId w:val="3"/>
+          <w:numId w:val="4"/>
         </w:numPr>
         <w:suppressLineNumbers w:val="0"/>
         <w:shd w:val="clear" w:fill="FFFFFF"/>
@@ -3816,26 +3995,6 @@
     </w:lvl>
   </w:abstractNum>
   <w:abstractNum w:abstractNumId="1">
-    <w:nsid w:val="E5AC2B5D"/>
-    <w:multiLevelType w:val="singleLevel"/>
-    <w:tmpl w:val="E5AC2B5D"/>
-    <w:lvl w:ilvl="0" w:tentative="0">
-      <w:start w:val="1"/>
-      <w:numFmt w:val="bullet"/>
-      <w:lvlText w:val=""/>
-      <w:lvlJc w:val="left"/>
-      <w:pPr>
-        <w:tabs>
-          <w:tab w:val="left" w:pos="420"/>
-        </w:tabs>
-        <w:ind w:left="420" w:leftChars="0" w:hanging="420" w:firstLineChars="0"/>
-      </w:pPr>
-      <w:rPr>
-        <w:rFonts w:hint="default" w:ascii="Wingdings" w:hAnsi="Wingdings"/>
-      </w:rPr>
-    </w:lvl>
-  </w:abstractNum>
-  <w:abstractNum w:abstractNumId="2">
     <w:nsid w:val="3A5D8DEC"/>
     <w:multiLevelType w:val="singleLevel"/>
     <w:tmpl w:val="3A5D8DEC"/>
@@ -3855,13 +4014,214 @@
       </w:rPr>
     </w:lvl>
   </w:abstractNum>
+  <w:abstractNum w:abstractNumId="2">
+    <w:nsid w:val="6EE82F7D"/>
+    <w:multiLevelType w:val="singleLevel"/>
+    <w:tmpl w:val="6EE82F7D"/>
+    <w:lvl w:ilvl="0" w:tentative="0">
+      <w:start w:val="1"/>
+      <w:numFmt w:val="bullet"/>
+      <w:lvlText w:val=""/>
+      <w:lvlJc w:val="left"/>
+      <w:pPr>
+        <w:tabs>
+          <w:tab w:val="left" w:pos="420"/>
+        </w:tabs>
+        <w:ind w:left="420" w:leftChars="0" w:hanging="420" w:firstLineChars="0"/>
+      </w:pPr>
+      <w:rPr>
+        <w:rFonts w:hint="default" w:ascii="Wingdings" w:hAnsi="Wingdings"/>
+        <w:sz w:val="24"/>
+        <w:szCs w:val="24"/>
+      </w:rPr>
+    </w:lvl>
+  </w:abstractNum>
+  <w:abstractNum w:abstractNumId="3">
+    <w:nsid w:val="7F507DD7"/>
+    <w:multiLevelType w:val="multilevel"/>
+    <w:tmpl w:val="7F507DD7"/>
+    <w:lvl w:ilvl="0" w:tentative="0">
+      <w:start w:val="1"/>
+      <w:numFmt w:val="bullet"/>
+      <w:lvlText w:val=""/>
+      <w:lvlJc w:val="left"/>
+      <w:pPr>
+        <w:tabs>
+          <w:tab w:val="left" w:pos="720"/>
+        </w:tabs>
+        <w:ind w:left="720" w:hanging="360"/>
+      </w:pPr>
+      <w:rPr>
+        <w:rFonts w:ascii="Symbol" w:hAnsi="Symbol" w:cs="Symbol"/>
+        <w:sz w:val="20"/>
+      </w:rPr>
+    </w:lvl>
+    <w:lvl w:ilvl="1" w:tentative="0">
+      <w:start w:val="1"/>
+      <w:numFmt w:val="bullet"/>
+      <w:lvlText w:val="o"/>
+      <w:lvlJc w:val="left"/>
+      <w:pPr>
+        <w:tabs>
+          <w:tab w:val="left" w:pos="1440"/>
+        </w:tabs>
+        <w:ind w:left="1440" w:hanging="360"/>
+      </w:pPr>
+      <w:rPr>
+        <w:rFonts w:ascii="Courier New" w:hAnsi="Courier New" w:cs="Courier New"/>
+        <w:sz w:val="20"/>
+      </w:rPr>
+    </w:lvl>
+    <w:lvl w:ilvl="2" w:tentative="0">
+      <w:start w:val="1"/>
+      <w:numFmt w:val="bullet"/>
+      <w:lvlText w:val=""/>
+      <w:lvlJc w:val="left"/>
+      <w:pPr>
+        <w:tabs>
+          <w:tab w:val="left" w:pos="2160"/>
+        </w:tabs>
+        <w:ind w:left="2160" w:hanging="360"/>
+      </w:pPr>
+      <w:rPr>
+        <w:rFonts w:ascii="Wingdings" w:hAnsi="Wingdings" w:cs="Wingdings"/>
+        <w:sz w:val="20"/>
+      </w:rPr>
+    </w:lvl>
+    <w:lvl w:ilvl="3" w:tentative="0">
+      <w:start w:val="1"/>
+      <w:numFmt w:val="bullet"/>
+      <w:lvlText w:val=""/>
+      <w:lvlJc w:val="left"/>
+      <w:pPr>
+        <w:tabs>
+          <w:tab w:val="left" w:pos="2880"/>
+        </w:tabs>
+        <w:ind w:left="2880" w:hanging="360"/>
+      </w:pPr>
+      <w:rPr>
+        <w:rFonts w:hint="default" w:ascii="Wingdings" w:hAnsi="Wingdings" w:cs="Wingdings"/>
+        <w:sz w:val="20"/>
+      </w:rPr>
+    </w:lvl>
+    <w:lvl w:ilvl="4" w:tentative="0">
+      <w:start w:val="1"/>
+      <w:numFmt w:val="bullet"/>
+      <w:lvlText w:val=""/>
+      <w:lvlJc w:val="left"/>
+      <w:pPr>
+        <w:tabs>
+          <w:tab w:val="left" w:pos="3600"/>
+        </w:tabs>
+        <w:ind w:left="3600" w:hanging="360"/>
+      </w:pPr>
+      <w:rPr>
+        <w:rFonts w:hint="default" w:ascii="Wingdings" w:hAnsi="Wingdings" w:cs="Wingdings"/>
+        <w:sz w:val="20"/>
+      </w:rPr>
+    </w:lvl>
+    <w:lvl w:ilvl="5" w:tentative="0">
+      <w:start w:val="1"/>
+      <w:numFmt w:val="bullet"/>
+      <w:lvlText w:val=""/>
+      <w:lvlJc w:val="left"/>
+      <w:pPr>
+        <w:tabs>
+          <w:tab w:val="left" w:pos="4320"/>
+        </w:tabs>
+        <w:ind w:left="4320" w:hanging="360"/>
+      </w:pPr>
+      <w:rPr>
+        <w:rFonts w:hint="default" w:ascii="Wingdings" w:hAnsi="Wingdings" w:cs="Wingdings"/>
+        <w:sz w:val="20"/>
+      </w:rPr>
+    </w:lvl>
+    <w:lvl w:ilvl="6" w:tentative="0">
+      <w:start w:val="1"/>
+      <w:numFmt w:val="bullet"/>
+      <w:lvlText w:val=""/>
+      <w:lvlJc w:val="left"/>
+      <w:pPr>
+        <w:tabs>
+          <w:tab w:val="left" w:pos="5040"/>
+        </w:tabs>
+        <w:ind w:left="5040" w:hanging="360"/>
+      </w:pPr>
+      <w:rPr>
+        <w:rFonts w:hint="default" w:ascii="Wingdings" w:hAnsi="Wingdings" w:cs="Wingdings"/>
+        <w:sz w:val="20"/>
+      </w:rPr>
+    </w:lvl>
+    <w:lvl w:ilvl="7" w:tentative="0">
+      <w:start w:val="1"/>
+      <w:numFmt w:val="bullet"/>
+      <w:lvlText w:val=""/>
+      <w:lvlJc w:val="left"/>
+      <w:pPr>
+        <w:tabs>
+          <w:tab w:val="left" w:pos="5760"/>
+        </w:tabs>
+        <w:ind w:left="5760" w:hanging="360"/>
+      </w:pPr>
+      <w:rPr>
+        <w:rFonts w:hint="default" w:ascii="Wingdings" w:hAnsi="Wingdings" w:cs="Wingdings"/>
+        <w:sz w:val="20"/>
+      </w:rPr>
+    </w:lvl>
+    <w:lvl w:ilvl="8" w:tentative="0">
+      <w:start w:val="1"/>
+      <w:numFmt w:val="bullet"/>
+      <w:lvlText w:val=""/>
+      <w:lvlJc w:val="left"/>
+      <w:pPr>
+        <w:tabs>
+          <w:tab w:val="left" w:pos="6480"/>
+        </w:tabs>
+        <w:ind w:left="6480" w:hanging="360"/>
+      </w:pPr>
+      <w:rPr>
+        <w:rFonts w:hint="default" w:ascii="Wingdings" w:hAnsi="Wingdings" w:cs="Wingdings"/>
+        <w:sz w:val="20"/>
+      </w:rPr>
+    </w:lvl>
+  </w:abstractNum>
   <w:num w:numId="1">
+    <w:abstractNumId w:val="1"/>
+  </w:num>
+  <w:num w:numId="2">
     <w:abstractNumId w:val="2"/>
   </w:num>
-  <w:num w:numId="2">
-    <w:abstractNumId w:val="1"/>
+  <w:num w:numId="3">
+    <w:abstractNumId w:val="3"/>
+    <w:lvlOverride w:ilvl="0">
+      <w:startOverride w:val="1"/>
+    </w:lvlOverride>
+    <w:lvlOverride w:ilvl="1">
+      <w:startOverride w:val="1"/>
+    </w:lvlOverride>
+    <w:lvlOverride w:ilvl="2">
+      <w:startOverride w:val="1"/>
+    </w:lvlOverride>
+    <w:lvlOverride w:ilvl="3">
+      <w:startOverride w:val="1"/>
+    </w:lvlOverride>
+    <w:lvlOverride w:ilvl="4">
+      <w:startOverride w:val="1"/>
+    </w:lvlOverride>
+    <w:lvlOverride w:ilvl="5">
+      <w:startOverride w:val="1"/>
+    </w:lvlOverride>
+    <w:lvlOverride w:ilvl="6">
+      <w:startOverride w:val="1"/>
+    </w:lvlOverride>
+    <w:lvlOverride w:ilvl="7">
+      <w:startOverride w:val="1"/>
+    </w:lvlOverride>
+    <w:lvlOverride w:ilvl="8">
+      <w:startOverride w:val="1"/>
+    </w:lvlOverride>
   </w:num>
-  <w:num w:numId="3">
+  <w:num w:numId="4">
     <w:abstractNumId w:val="0"/>
   </w:num>
 </w:numbering>
